--- a/output/Modelos_logit/intensidad_ICCS_2016_interaccion.docx
+++ b/output/Modelos_logit/intensidad_ICCS_2016_interaccion.docx
@@ -10,7 +10,7 @@
       </w:tblPr>
       <w:tblGrid>
         <w:gridCol w:w="1181"/>
-        <w:gridCol w:w="3114"/>
+        <w:gridCol w:w="3652"/>
         <w:gridCol w:w="1547"/>
         <w:gridCol w:w="2195"/>
         <w:gridCol w:w="2195"/>
@@ -574,7 +574,7 @@
                 <w:szCs w:val="22"/>
                 <w:color w:val="000000"/>
               </w:rPr>
-              <w:t xml:space="preserve">clima_aula_escuela</w:t>
+              <w:t xml:space="preserve">clima_aula_escuela_gmc</w:t>
             </w:r>
           </w:p>
         </w:tc>
@@ -684,7 +684,7 @@
                 <w:szCs w:val="22"/>
                 <w:color w:val="000000"/>
               </w:rPr>
-              <w:t xml:space="preserve">27.3</w:t>
+              <w:t xml:space="preserve">27.4</w:t>
             </w:r>
           </w:p>
         </w:tc>
@@ -739,7 +739,7 @@
                 <w:szCs w:val="22"/>
                 <w:color w:val="000000"/>
               </w:rPr>
-              <w:t xml:space="preserve">23.5</w:t>
+              <w:t xml:space="preserve">23.2</w:t>
             </w:r>
           </w:p>
         </w:tc>
@@ -794,7 +794,7 @@
                 <w:szCs w:val="22"/>
                 <w:color w:val="000000"/>
               </w:rPr>
-              <w:t xml:space="preserve">-3.8</w:t>
+              <w:t xml:space="preserve">-4.2</w:t>
             </w:r>
           </w:p>
         </w:tc>
@@ -1019,7 +1019,7 @@
                 <w:szCs w:val="22"/>
                 <w:color w:val="000000"/>
               </w:rPr>
-              <w:t xml:space="preserve">clima_aula_escuela</w:t>
+              <w:t xml:space="preserve">clima_aula_escuela_gmc</w:t>
             </w:r>
           </w:p>
         </w:tc>
@@ -1464,7 +1464,7 @@
                 <w:szCs w:val="22"/>
                 <w:color w:val="000000"/>
               </w:rPr>
-              <w:t xml:space="preserve">tasa_voto_escuela</w:t>
+              <w:t xml:space="preserve">tasa_voto_escuela_gmc</w:t>
             </w:r>
           </w:p>
         </w:tc>
@@ -1574,7 +1574,7 @@
                 <w:szCs w:val="22"/>
                 <w:color w:val="000000"/>
               </w:rPr>
-              <w:t xml:space="preserve">39.6</w:t>
+              <w:t xml:space="preserve">39.7</w:t>
             </w:r>
           </w:p>
         </w:tc>
@@ -1629,7 +1629,7 @@
                 <w:szCs w:val="22"/>
                 <w:color w:val="000000"/>
               </w:rPr>
-              <w:t xml:space="preserve">30.6</w:t>
+              <w:t xml:space="preserve">30.7</w:t>
             </w:r>
           </w:p>
         </w:tc>
@@ -1909,7 +1909,7 @@
                 <w:szCs w:val="22"/>
                 <w:color w:val="000000"/>
               </w:rPr>
-              <w:t xml:space="preserve">tasa_voto_escuela</w:t>
+              <w:t xml:space="preserve">tasa_voto_escuela_gmc</w:t>
             </w:r>
           </w:p>
         </w:tc>
@@ -2184,7 +2184,7 @@
                 <w:szCs w:val="22"/>
                 <w:color w:val="000000"/>
               </w:rPr>
-              <w:t xml:space="preserve">31.2</w:t>
+              <w:t xml:space="preserve">31.4</w:t>
             </w:r>
           </w:p>
         </w:tc>
@@ -2239,7 +2239,7 @@
                 <w:szCs w:val="22"/>
                 <w:color w:val="000000"/>
               </w:rPr>
-              <w:t xml:space="preserve">36.1</w:t>
+              <w:t xml:space="preserve">36.3</w:t>
             </w:r>
           </w:p>
         </w:tc>
@@ -2354,7 +2354,7 @@
                 <w:szCs w:val="22"/>
                 <w:color w:val="000000"/>
               </w:rPr>
-              <w:t xml:space="preserve">tasa_asamblea_escuela</w:t>
+              <w:t xml:space="preserve">tasa_asamblea_escuela_gmc</w:t>
             </w:r>
           </w:p>
         </w:tc>
@@ -2464,7 +2464,7 @@
                 <w:szCs w:val="22"/>
                 <w:color w:val="000000"/>
               </w:rPr>
-              <w:t xml:space="preserve">0.8</w:t>
+              <w:t xml:space="preserve">0.7</w:t>
             </w:r>
           </w:p>
         </w:tc>
@@ -2574,7 +2574,7 @@
                 <w:szCs w:val="22"/>
                 <w:color w:val="000000"/>
               </w:rPr>
-              <w:t xml:space="preserve">5.5</w:t>
+              <w:t xml:space="preserve">5.6</w:t>
             </w:r>
           </w:p>
         </w:tc>
@@ -2799,7 +2799,7 @@
                 <w:szCs w:val="22"/>
                 <w:color w:val="000000"/>
               </w:rPr>
-              <w:t xml:space="preserve">tasa_asamblea_escuela</w:t>
+              <w:t xml:space="preserve">tasa_asamblea_escuela_gmc</w:t>
             </w:r>
           </w:p>
         </w:tc>
@@ -3244,7 +3244,7 @@
                 <w:szCs w:val="22"/>
                 <w:color w:val="000000"/>
               </w:rPr>
-              <w:t xml:space="preserve">perp_aprendizaje_voto_esc</w:t>
+              <w:t xml:space="preserve">perp_aprendizaje_voto_esc_gmc</w:t>
             </w:r>
           </w:p>
         </w:tc>
@@ -3354,7 +3354,7 @@
                 <w:szCs w:val="22"/>
                 <w:color w:val="000000"/>
               </w:rPr>
-              <w:t xml:space="preserve">37.0</w:t>
+              <w:t xml:space="preserve">37.5</w:t>
             </w:r>
           </w:p>
         </w:tc>
@@ -3409,7 +3409,7 @@
                 <w:szCs w:val="22"/>
                 <w:color w:val="000000"/>
               </w:rPr>
-              <w:t xml:space="preserve">35.6</w:t>
+              <w:t xml:space="preserve">35.5</w:t>
             </w:r>
           </w:p>
         </w:tc>
@@ -3464,7 +3464,7 @@
                 <w:szCs w:val="22"/>
                 <w:color w:val="000000"/>
               </w:rPr>
-              <w:t xml:space="preserve">-1.4</w:t>
+              <w:t xml:space="preserve">-2.0</w:t>
             </w:r>
           </w:p>
         </w:tc>
@@ -3689,7 +3689,7 @@
                 <w:szCs w:val="22"/>
                 <w:color w:val="000000"/>
               </w:rPr>
-              <w:t xml:space="preserve">perp_aprendizaje_voto_esc</w:t>
+              <w:t xml:space="preserve">perp_aprendizaje_voto_esc_gmc</w:t>
             </w:r>
           </w:p>
         </w:tc>

--- a/output/Modelos_logit/intensidad_ICCS_2016_interaccion.docx
+++ b/output/Modelos_logit/intensidad_ICCS_2016_interaccion.docx
@@ -1629,7 +1629,7 @@
                 <w:szCs w:val="22"/>
                 <w:color w:val="000000"/>
               </w:rPr>
-              <w:t xml:space="preserve">30.7</w:t>
+              <w:t xml:space="preserve">30.8</w:t>
             </w:r>
           </w:p>
         </w:tc>
@@ -1684,7 +1684,7 @@
                 <w:szCs w:val="22"/>
                 <w:color w:val="000000"/>
               </w:rPr>
-              <w:t xml:space="preserve">-9.0</w:t>
+              <w:t xml:space="preserve">-8.9</w:t>
             </w:r>
           </w:p>
         </w:tc>
@@ -5189,7 +5189,7 @@
                 <w:szCs w:val="22"/>
                 <w:color w:val="000000"/>
               </w:rPr>
-              <w:t xml:space="preserve">24.1</w:t>
+              <w:t xml:space="preserve">24.2</w:t>
             </w:r>
           </w:p>
         </w:tc>
@@ -5244,7 +5244,7 @@
                 <w:szCs w:val="22"/>
                 <w:color w:val="000000"/>
               </w:rPr>
-              <w:t xml:space="preserve">9.2</w:t>
+              <w:t xml:space="preserve">9.3</w:t>
             </w:r>
           </w:p>
         </w:tc>
